--- a/fuentes/13450096_CF02_DI.docx
+++ b/fuentes/13450096_CF02_DI.docx
@@ -4281,6 +4281,26 @@
         </w:rPr>
         <w:t>El riesgo técnico se relaciona con la variabilidad que puede presentarse en la utilización de servicios y recursos necesarios para atender a una población. Esta variabilidad puede estar asociada con factores como la complejidad de las atenciones, las condiciones de salud, la aparición de complicaciones y las diferencias entre la utilización esperada y la observada. En la nota técnica, su consideración contribuye al análisis de las cantidades, costos y proyecciones.</w:t>
       </w:r>
+      <w:r>
+        <w:rPr>
+          <w:rFonts w:eastAsia="Calibri"/>
+          <w:bCs/>
+          <w:sz w:val="20"/>
+          <w:szCs w:val="20"/>
+          <w:lang w:eastAsia="en-US"/>
+        </w:rPr>
+        <w:t xml:space="preserve"> </w:t>
+      </w:r>
+      <w:r>
+        <w:rPr>
+          <w:rFonts w:eastAsia="Calibri"/>
+          <w:bCs/>
+          <w:sz w:val="20"/>
+          <w:szCs w:val="20"/>
+          <w:lang w:eastAsia="en-US"/>
+        </w:rPr>
+        <w:t>Para comprender las particularidades de ambos tipos de riesgo, se presentan sus principales diferencias a continuación:</w:t>
+      </w:r>
     </w:p>
     <w:p>
       <w:pPr>
@@ -6458,6 +6478,36 @@
         </w:rPr>
         <w:t>En las modalidades retrospectivas, el reconocimiento económico se determina a partir de los servicios efectivamente prestados y soportados durante el periodo correspondiente. El pago por servicio constituye un ejemplo de esta modalidad.</w:t>
       </w:r>
+      <w:r>
+        <w:rPr>
+          <w:rFonts w:eastAsia="Calibri"/>
+          <w:bCs/>
+          <w:sz w:val="20"/>
+          <w:szCs w:val="20"/>
+          <w:lang w:eastAsia="en-US"/>
+        </w:rPr>
+        <w:t xml:space="preserve"> </w:t>
+      </w:r>
+      <w:r>
+        <w:rPr>
+          <w:rFonts w:eastAsia="Calibri"/>
+          <w:bCs/>
+          <w:sz w:val="20"/>
+          <w:szCs w:val="20"/>
+          <w:lang w:eastAsia="en-US"/>
+        </w:rPr>
+        <w:t>A continuación, se presentan las principales características de la nota técnica seg</w:t>
+      </w:r>
+      <w:r>
+        <w:rPr>
+          <w:rFonts w:eastAsia="Calibri"/>
+          <w:bCs/>
+          <w:sz w:val="20"/>
+          <w:szCs w:val="20"/>
+          <w:lang w:eastAsia="en-US"/>
+        </w:rPr>
+        <w:t>ún la modalidad de contratación:</w:t>
+      </w:r>
     </w:p>
     <w:p>
       <w:pPr>
@@ -6884,7 +6934,7 @@
           <w:szCs w:val="20"/>
           <w:lang w:eastAsia="en-US"/>
         </w:rPr>
-        <w:t xml:space="preserve">La integración y consolidación de la nota técnica consiste en articular la información recopilada, analizada y calculada en los apartados anteriores, de manera que exista correspondencia entre la población objeto, los servicios y tecnologías, las frecuencias de uso, las cantidades proyectadas, los costos, las tarifas y los riesgos. </w:t>
+        <w:t xml:space="preserve">La integración y consolidación de la nota técnica consiste en articular la información recopilada, analizada y calculada en los apartados anteriores, de manera que exista correspondencia entre la población objeto, los </w:t>
       </w:r>
       <w:r>
         <w:rPr>
@@ -6895,7 +6945,7 @@
           <w:lang w:eastAsia="en-US"/>
         </w:rPr>
         <w:lastRenderedPageBreak/>
-        <w:t>Esta integración permite obtener una proyección coherente de los recursos requeridos para la atención de la población.</w:t>
+        <w:t>servicios y tecnologías, las frecuencias de uso, las cantidades proyectadas, los costos, las tarifas y los riesgos. Esta integración permite obtener una proyección coherente de los recursos requeridos para la atención de la población.</w:t>
       </w:r>
     </w:p>
     <w:p>
@@ -7613,6 +7663,31 @@
         </w:rPr>
         <w:t>Como producto del ejercicio, se debe obtener una matriz consolidada de la nota técnica, en la que cada servicio o tecnología pueda relacionarse con su código, población susceptible, frecuencia, cantidad proyectada, valor unitario y valor total. Esta organización facilita posteriormente los procesos de revisión y validación de la nota técnica.</w:t>
       </w:r>
+      <w:r>
+        <w:t xml:space="preserve"> </w:t>
+      </w:r>
+      <w:r>
+        <w:rPr>
+          <w:rFonts w:eastAsia="Calibri"/>
+          <w:bCs/>
+          <w:sz w:val="20"/>
+          <w:szCs w:val="20"/>
+          <w:lang w:eastAsia="en-US"/>
+        </w:rPr>
+        <w:t xml:space="preserve">A continuación, se presenta un ejemplo de la estructura que puede utilizarse </w:t>
+      </w:r>
+      <w:r>
+        <w:rPr>
+          <w:rFonts w:eastAsia="Calibri"/>
+          <w:bCs/>
+          <w:sz w:val="20"/>
+          <w:szCs w:val="20"/>
+          <w:lang w:eastAsia="en-US"/>
+        </w:rPr>
+        <w:t>para organizar esta información:</w:t>
+      </w:r>
+      <w:bookmarkStart w:id="0" w:name="_GoBack"/>
+      <w:bookmarkEnd w:id="0"/>
     </w:p>
     <w:p>
       <w:pPr>
@@ -8396,7 +8471,6 @@
           <w:szCs w:val="20"/>
           <w:lang w:eastAsia="en-US"/>
         </w:rPr>
-        <w:lastRenderedPageBreak/>
         <w:t>Durante este proceso se revisan, entre otros aspectos, la población considerada, las frecuencias, los códigos de los servicios y tecnologías, las tarifas utilizadas y los documentos que sustentan la información. También se verifica que las condiciones relacionadas con la modalidad de pago, la gestión del riesgo, la auditoría y las obligaciones de las partes sean coherentes con lo establecido en el acuerdo.</w:t>
       </w:r>
     </w:p>
@@ -8660,7 +8734,6 @@
           <w:szCs w:val="20"/>
           <w:lang w:eastAsia="en-US"/>
         </w:rPr>
-        <w:lastRenderedPageBreak/>
         <w:t>Validación jurídica</w:t>
       </w:r>
     </w:p>
@@ -8918,7 +8991,6 @@
           <w:szCs w:val="20"/>
           <w:lang w:eastAsia="en-US"/>
         </w:rPr>
-        <w:lastRenderedPageBreak/>
         <w:t>Para realizar esta validación, se revisan aspectos como:</w:t>
       </w:r>
     </w:p>
@@ -17033,7 +17105,7 @@
         </w:rPr>
         <w:t xml:space="preserve">La elaboración y validación de la nota técnica comprende un proceso integral que inicia con la identificación de sus elementos estructurales, como los servicios y procedimientos, los cálculos e indicadores, los costos, las tarifas y los riesgos asociados. Posteriormente, se aborda la construcción y organización de la información de acuerdo con la modalidad de contratación, su integración y consolidación. El proceso continúa con la revisión técnica, jurídica y financiera, seguida de la identificación de desviaciones y la realización de ajustes en tarifas, planificación de servicios y gestión del riesgo. Finalmente, se desarrolla la evaluación y el mejoramiento, mediante la identificación de hallazgos, la formulación y seguimiento de acciones de mejora y la actualización de la nota </w:t>
       </w:r>
-      <w:commentRangeStart w:id="0"/>
+      <w:commentRangeStart w:id="1"/>
       <w:r>
         <w:rPr>
           <w:sz w:val="20"/>
@@ -17041,13 +17113,13 @@
         </w:rPr>
         <w:t>técnica</w:t>
       </w:r>
-      <w:commentRangeEnd w:id="0"/>
+      <w:commentRangeEnd w:id="1"/>
       <w:r>
         <w:rPr>
           <w:sz w:val="16"/>
           <w:szCs w:val="16"/>
         </w:rPr>
-        <w:commentReference w:id="0"/>
+        <w:commentReference w:id="1"/>
       </w:r>
       <w:r>
         <w:rPr>
@@ -19320,8 +19392,6 @@
               </w:rPr>
               <w:t>Instructora e</w:t>
             </w:r>
-            <w:bookmarkStart w:id="1" w:name="_GoBack"/>
-            <w:bookmarkEnd w:id="1"/>
             <w:r>
               <w:rPr>
                 <w:b w:val="0"/>
@@ -19970,7 +20040,7 @@
 
 <file path=word/comments.xml><?xml version="1.0" encoding="utf-8"?>
 <w:comments xmlns:wpc="http://schemas.microsoft.com/office/word/2010/wordprocessingCanvas" xmlns:cx="http://schemas.microsoft.com/office/drawing/2014/chartex" xmlns:mc="http://schemas.openxmlformats.org/markup-compatibility/2006" xmlns:o="urn:schemas-microsoft-com:office:office" xmlns:r="http://schemas.openxmlformats.org/officeDocument/2006/relationships" xmlns:m="http://schemas.openxmlformats.org/officeDocument/2006/math" xmlns:v="urn:schemas-microsoft-com:vml" xmlns:wp14="http://schemas.microsoft.com/office/word/2010/wordprocessingDrawing" xmlns:wp="http://schemas.openxmlformats.org/drawingml/2006/wordprocessingDrawing" xmlns:w10="urn:schemas-microsoft-com:office:word" xmlns:w="http://schemas.openxmlformats.org/wordprocessingml/2006/main" xmlns:w14="http://schemas.microsoft.com/office/word/2010/wordml" xmlns:w15="http://schemas.microsoft.com/office/word/2012/wordml" xmlns:w16se="http://schemas.microsoft.com/office/word/2015/wordml/symex" xmlns:wpg="http://schemas.microsoft.com/office/word/2010/wordprocessingGroup" xmlns:wpi="http://schemas.microsoft.com/office/word/2010/wordprocessingInk" xmlns:wne="http://schemas.microsoft.com/office/word/2006/wordml" xmlns:wps="http://schemas.microsoft.com/office/word/2010/wordprocessingShape" mc:Ignorable="w14 w15 w16se wp14">
-  <w:comment w:id="0" w:author="Viviana Herrera" w:date="2026-10-01T10:52:00Z" w:initials="VH">
+  <w:comment w:id="1" w:author="Viviana Herrera" w:date="2026-10-01T10:52:00Z" w:initials="VH">
     <w:p>
       <w:pPr>
         <w:pStyle w:val="Textocomentario"/>
@@ -20177,7 +20247,7 @@
           <wp:docPr id="138875671" name="Imagen 138875671">
             <a:extLst xmlns:a="http://schemas.openxmlformats.org/drawingml/2006/main">
               <a:ext uri="{C183D7F6-B498-43B3-948B-1728B52AA6E4}">
-                <adec:decorative xmlns:arto="http://schemas.microsoft.com/office/word/2006/arto" xmlns:adec="http://schemas.microsoft.com/office/drawing/2017/decorative" xmlns:w16sdtfl="http://schemas.microsoft.com/office/word/2024/wordml/sdtformatlock" xmlns:w16sdtdh="http://schemas.microsoft.com/office/word/2020/wordml/sdtdatahash" xmlns:w16du="http://schemas.microsoft.com/office/word/2023/wordml/word16du" xmlns:w16="http://schemas.microsoft.com/office/word/2018/wordml" xmlns:w16cid="http://schemas.microsoft.com/office/word/2016/wordml/cid" xmlns:w16cex="http://schemas.microsoft.com/office/word/2018/wordml/cex" xmlns:w="http://schemas.openxmlformats.org/wordprocessingml/2006/main" xmlns:w10="urn:schemas-microsoft-com:office:word" xmlns:v="urn:schemas-microsoft-com:vml" xmlns:oel="http://schemas.microsoft.com/office/2019/extlst" xmlns:o="urn:schemas-microsoft-com:office:office" xmlns:am3d="http://schemas.microsoft.com/office/drawing/2017/model3d" xmlns:aink="http://schemas.microsoft.com/office/drawing/2016/ink" xmlns:cx8="http://schemas.microsoft.com/office/drawing/2016/5/14/chartex" xmlns:cx7="http://schemas.microsoft.com/office/drawing/2016/5/13/chartex" xmlns:cx6="http://schemas.microsoft.com/office/drawing/2016/5/12/chartex" xmlns:cx5="http://schemas.microsoft.com/office/drawing/2016/5/11/chartex" xmlns:cx4="http://schemas.microsoft.com/office/drawing/2016/5/10/chartex" xmlns:cx3="http://schemas.microsoft.com/office/drawing/2016/5/9/chartex" xmlns:cx2="http://schemas.microsoft.com/office/drawing/2015/10/21/chartex" xmlns:cx1="http://schemas.microsoft.com/office/drawing/2015/9/8/chartex" xmlns="" val="1"/>
+                <adec:decorative xmlns="" xmlns:cx1="http://schemas.microsoft.com/office/drawing/2015/9/8/chartex" xmlns:cx2="http://schemas.microsoft.com/office/drawing/2015/10/21/chartex" xmlns:cx3="http://schemas.microsoft.com/office/drawing/2016/5/9/chartex" xmlns:cx4="http://schemas.microsoft.com/office/drawing/2016/5/10/chartex" xmlns:cx5="http://schemas.microsoft.com/office/drawing/2016/5/11/chartex" xmlns:cx6="http://schemas.microsoft.com/office/drawing/2016/5/12/chartex" xmlns:cx7="http://schemas.microsoft.com/office/drawing/2016/5/13/chartex" xmlns:cx8="http://schemas.microsoft.com/office/drawing/2016/5/14/chartex" xmlns:aink="http://schemas.microsoft.com/office/drawing/2016/ink" xmlns:am3d="http://schemas.microsoft.com/office/drawing/2017/model3d" xmlns:o="urn:schemas-microsoft-com:office:office" xmlns:oel="http://schemas.microsoft.com/office/2019/extlst" xmlns:v="urn:schemas-microsoft-com:vml" xmlns:w10="urn:schemas-microsoft-com:office:word" xmlns:w="http://schemas.openxmlformats.org/wordprocessingml/2006/main" xmlns:w16cex="http://schemas.microsoft.com/office/word/2018/wordml/cex" xmlns:w16cid="http://schemas.microsoft.com/office/word/2016/wordml/cid" xmlns:w16="http://schemas.microsoft.com/office/word/2018/wordml" xmlns:w16du="http://schemas.microsoft.com/office/word/2023/wordml/word16du" xmlns:w16sdtdh="http://schemas.microsoft.com/office/word/2020/wordml/sdtdatahash" xmlns:w16sdtfl="http://schemas.microsoft.com/office/word/2024/wordml/sdtformatlock" xmlns:adec="http://schemas.microsoft.com/office/drawing/2017/decorative" xmlns:arto="http://schemas.microsoft.com/office/word/2006/arto" val="1"/>
               </a:ext>
             </a:extLst>
           </wp:docPr>
@@ -20191,7 +20261,7 @@
                   <pic:cNvPr id="7" name="Imagen 7">
                     <a:extLst>
                       <a:ext uri="{C183D7F6-B498-43B3-948B-1728B52AA6E4}">
-                        <adec:decorative xmlns:arto="http://schemas.microsoft.com/office/word/2006/arto" xmlns:adec="http://schemas.microsoft.com/office/drawing/2017/decorative" xmlns:w16sdtfl="http://schemas.microsoft.com/office/word/2024/wordml/sdtformatlock" xmlns:w16sdtdh="http://schemas.microsoft.com/office/word/2020/wordml/sdtdatahash" xmlns:w16du="http://schemas.microsoft.com/office/word/2023/wordml/word16du" xmlns:w16="http://schemas.microsoft.com/office/word/2018/wordml" xmlns:w16cid="http://schemas.microsoft.com/office/word/2016/wordml/cid" xmlns:w16cex="http://schemas.microsoft.com/office/word/2018/wordml/cex" xmlns:w="http://schemas.openxmlformats.org/wordprocessingml/2006/main" xmlns:w10="urn:schemas-microsoft-com:office:word" xmlns:v="urn:schemas-microsoft-com:vml" xmlns:oel="http://schemas.microsoft.com/office/2019/extlst" xmlns:o="urn:schemas-microsoft-com:office:office" xmlns:am3d="http://schemas.microsoft.com/office/drawing/2017/model3d" xmlns:aink="http://schemas.microsoft.com/office/drawing/2016/ink" xmlns:cx8="http://schemas.microsoft.com/office/drawing/2016/5/14/chartex" xmlns:cx7="http://schemas.microsoft.com/office/drawing/2016/5/13/chartex" xmlns:cx6="http://schemas.microsoft.com/office/drawing/2016/5/12/chartex" xmlns:cx5="http://schemas.microsoft.com/office/drawing/2016/5/11/chartex" xmlns:cx4="http://schemas.microsoft.com/office/drawing/2016/5/10/chartex" xmlns:cx3="http://schemas.microsoft.com/office/drawing/2016/5/9/chartex" xmlns:cx2="http://schemas.microsoft.com/office/drawing/2015/10/21/chartex" xmlns:cx1="http://schemas.microsoft.com/office/drawing/2015/9/8/chartex" xmlns="" val="1"/>
+                        <adec:decorative xmlns="" xmlns:cx1="http://schemas.microsoft.com/office/drawing/2015/9/8/chartex" xmlns:cx2="http://schemas.microsoft.com/office/drawing/2015/10/21/chartex" xmlns:cx3="http://schemas.microsoft.com/office/drawing/2016/5/9/chartex" xmlns:cx4="http://schemas.microsoft.com/office/drawing/2016/5/10/chartex" xmlns:cx5="http://schemas.microsoft.com/office/drawing/2016/5/11/chartex" xmlns:cx6="http://schemas.microsoft.com/office/drawing/2016/5/12/chartex" xmlns:cx7="http://schemas.microsoft.com/office/drawing/2016/5/13/chartex" xmlns:cx8="http://schemas.microsoft.com/office/drawing/2016/5/14/chartex" xmlns:aink="http://schemas.microsoft.com/office/drawing/2016/ink" xmlns:am3d="http://schemas.microsoft.com/office/drawing/2017/model3d" xmlns:o="urn:schemas-microsoft-com:office:office" xmlns:oel="http://schemas.microsoft.com/office/2019/extlst" xmlns:v="urn:schemas-microsoft-com:vml" xmlns:w10="urn:schemas-microsoft-com:office:word" xmlns:w="http://schemas.openxmlformats.org/wordprocessingml/2006/main" xmlns:w16cex="http://schemas.microsoft.com/office/word/2018/wordml/cex" xmlns:w16cid="http://schemas.microsoft.com/office/word/2016/wordml/cid" xmlns:w16="http://schemas.microsoft.com/office/word/2018/wordml" xmlns:w16du="http://schemas.microsoft.com/office/word/2023/wordml/word16du" xmlns:w16sdtdh="http://schemas.microsoft.com/office/word/2020/wordml/sdtdatahash" xmlns:w16sdtfl="http://schemas.microsoft.com/office/word/2024/wordml/sdtformatlock" xmlns:adec="http://schemas.microsoft.com/office/drawing/2017/decorative" xmlns:arto="http://schemas.microsoft.com/office/word/2006/arto" val="1"/>
                       </a:ext>
                     </a:extLst>
                   </pic:cNvPr>
@@ -56968,6 +57038,15 @@
 </file>
 
 <file path=customXml/item1.xml><?xml version="1.0" encoding="utf-8"?>
+<?mso-contentType ?>
+<FormTemplates xmlns="http://schemas.microsoft.com/sharepoint/v3/contenttype/forms">
+  <Display>DocumentLibraryForm</Display>
+  <Edit>DocumentLibraryForm</Edit>
+  <New>DocumentLibraryForm</New>
+</FormTemplates>
+</file>
+
+<file path=customXml/item2.xml><?xml version="1.0" encoding="utf-8"?>
 <s:customData xmlns="http://www.wps.cn/officeDocument/2013/wpsCustomData" xmlns:s="http://www.wps.cn/officeDocument/2013/wpsCustomData">
   <customSectProps/>
   <customShpExts>
@@ -56976,16 +57055,24 @@
 </s:customData>
 </file>
 
-<file path=customXml/item2.xml><?xml version="1.0" encoding="utf-8"?>
-<?mso-contentType ?>
-<FormTemplates xmlns="http://schemas.microsoft.com/sharepoint/v3/contenttype/forms">
-  <Display>DocumentLibraryForm</Display>
-  <Edit>DocumentLibraryForm</Edit>
-  <New>DocumentLibraryForm</New>
-</FormTemplates>
+<file path=customXml/item3.xml><?xml version="1.0" encoding="utf-8"?>
+<go:gDocsCustomXmlDataStorage xmlns:go="http://customooxmlschemas.google.com/" xmlns:r="http://schemas.openxmlformats.org/officeDocument/2006/relationships">
+  <go:docsCustomData xmlns:go="http://customooxmlschemas.google.com/" roundtripDataSignature="AMtx7mh3w1sXrKwdjzYCxjbwPkf7wsIk5w==">AMUW2mWhRc/xLonLdtoI8dz4BVu2GREgE7++Eme5Ko+W5/2G+QfXPKxV7NwLPPaJ77IM2LrlHDguxVZnDKcg4iQIvJIe+zJ9DBWjUaWFI+z0k4HbdiCFsJo=</go:docsCustomData>
+</go:gDocsCustomXmlDataStorage>
 </file>
 
-<file path=customXml/item3.xml><?xml version="1.0" encoding="utf-8"?>
+<file path=customXml/item4.xml><?xml version="1.0" encoding="utf-8"?>
+<p:properties xmlns:p="http://schemas.microsoft.com/office/2006/metadata/properties" xmlns:xsi="http://www.w3.org/2001/XMLSchema-instance" xmlns:pc="http://schemas.microsoft.com/office/infopath/2007/PartnerControls">
+  <documentManagement>
+    <TaxCatchAll xmlns="13c90a0b-73bc-4dc0-be5f-28d77b615beb" xsi:nil="true"/>
+    <lcf76f155ced4ddcb4097134ff3c332f xmlns="13c93bba-48ce-428c-bfe5-88b42c19b028">
+      <Terms xmlns="http://schemas.microsoft.com/office/infopath/2007/PartnerControls"/>
+    </lcf76f155ced4ddcb4097134ff3c332f>
+  </documentManagement>
+</p:properties>
+</file>
+
+<file path=customXml/item5.xml><?xml version="1.0" encoding="utf-8"?>
 <ct:contentTypeSchema xmlns:ct="http://schemas.microsoft.com/office/2006/metadata/contentType" xmlns:ma="http://schemas.microsoft.com/office/2006/metadata/properties/metaAttributes" ct:_="" ma:_="" ma:contentTypeName="Documento" ma:contentTypeID="0x0101006A81D6BD42E8DF4C91013959704817E1" ma:contentTypeVersion="15" ma:contentTypeDescription="Crear nuevo documento." ma:contentTypeScope="" ma:versionID="bf4f72ffd194f0963ff564daca6869f7">
   <xsd:schema xmlns:xsd="http://www.w3.org/2001/XMLSchema" xmlns:xs="http://www.w3.org/2001/XMLSchema" xmlns:p="http://schemas.microsoft.com/office/2006/metadata/properties" xmlns:ns2="13c90a0b-73bc-4dc0-be5f-28d77b615beb" xmlns:ns3="13c93bba-48ce-428c-bfe5-88b42c19b028" targetNamespace="http://schemas.microsoft.com/office/2006/metadata/properties" ma:root="true" ma:fieldsID="8718d6f4873a5b1392a45044efa78385" ns2:_="" ns3:_="">
     <xsd:import namespace="13c90a0b-73bc-4dc0-be5f-28d77b615beb"/>
@@ -57220,24 +57307,15 @@
 </ct:contentTypeSchema>
 </file>
 
-<file path=customXml/item4.xml><?xml version="1.0" encoding="utf-8"?>
-<p:properties xmlns:p="http://schemas.microsoft.com/office/2006/metadata/properties" xmlns:xsi="http://www.w3.org/2001/XMLSchema-instance" xmlns:pc="http://schemas.microsoft.com/office/infopath/2007/PartnerControls">
-  <documentManagement>
-    <TaxCatchAll xmlns="13c90a0b-73bc-4dc0-be5f-28d77b615beb" xsi:nil="true"/>
-    <lcf76f155ced4ddcb4097134ff3c332f xmlns="13c93bba-48ce-428c-bfe5-88b42c19b028">
-      <Terms xmlns="http://schemas.microsoft.com/office/infopath/2007/PartnerControls"/>
-    </lcf76f155ced4ddcb4097134ff3c332f>
-  </documentManagement>
-</p:properties>
+<file path=customXml/itemProps1.xml><?xml version="1.0" encoding="utf-8"?>
+<ds:datastoreItem xmlns:ds="http://schemas.openxmlformats.org/officeDocument/2006/customXml" ds:itemID="{83102ECF-E44F-4F73-A78F-FE313D1BFB9A}">
+  <ds:schemaRefs>
+    <ds:schemaRef ds:uri="http://schemas.microsoft.com/sharepoint/v3/contenttype/forms"/>
+  </ds:schemaRefs>
+</ds:datastoreItem>
 </file>
 
-<file path=customXml/item5.xml><?xml version="1.0" encoding="utf-8"?>
-<go:gDocsCustomXmlDataStorage xmlns:go="http://customooxmlschemas.google.com/" xmlns:r="http://schemas.openxmlformats.org/officeDocument/2006/relationships">
-  <go:docsCustomData xmlns:go="http://customooxmlschemas.google.com/" roundtripDataSignature="AMtx7mh3w1sXrKwdjzYCxjbwPkf7wsIk5w==">AMUW2mWhRc/xLonLdtoI8dz4BVu2GREgE7++Eme5Ko+W5/2G+QfXPKxV7NwLPPaJ77IM2LrlHDguxVZnDKcg4iQIvJIe+zJ9DBWjUaWFI+z0k4HbdiCFsJo=</go:docsCustomData>
-</go:gDocsCustomXmlDataStorage>
-</file>
-
-<file path=customXml/itemProps1.xml><?xml version="1.0" encoding="utf-8"?>
+<file path=customXml/itemProps2.xml><?xml version="1.0" encoding="utf-8"?>
 <ds:datastoreItem xmlns:ds="http://schemas.openxmlformats.org/officeDocument/2006/customXml" ds:itemID="{B1977F7D-205B-4081-913C-38D41E755F92}">
   <ds:schemaRefs>
     <ds:schemaRef ds:uri="http://www.wps.cn/officeDocument/2013/wpsCustomData"/>
@@ -57245,16 +57323,13 @@
 </ds:datastoreItem>
 </file>
 
-<file path=customXml/itemProps2.xml><?xml version="1.0" encoding="utf-8"?>
-<ds:datastoreItem xmlns:ds="http://schemas.openxmlformats.org/officeDocument/2006/customXml" ds:itemID="{83102ECF-E44F-4F73-A78F-FE313D1BFB9A}">
+<file path=customXml/itemProps3.xml><?xml version="1.0" encoding="utf-8"?>
+<ds:datastoreItem xmlns:ds="http://schemas.openxmlformats.org/officeDocument/2006/customXml" ds:itemID="{11111111-1234-1234-1234-123412341234}">
   <ds:schemaRefs>
-    <ds:schemaRef ds:uri="http://schemas.microsoft.com/sharepoint/v3/contenttype/forms"/>
+    <ds:schemaRef ds:uri="http://customooxmlschemas.google.com/"/>
+    <ds:schemaRef ds:uri="http://schemas.openxmlformats.org/officeDocument/2006/relationships"/>
   </ds:schemaRefs>
 </ds:datastoreItem>
-</file>
-
-<file path=customXml/itemProps3.xml><?xml version="1.0" encoding="utf-8"?>
-<ds:datastoreItem xmlns:ds="http://schemas.openxmlformats.org/officeDocument/2006/customXml" ds:itemID="{B3B09B3F-2B44-4AEB-9C68-4A1BD6AD20DB}"/>
 </file>
 
 <file path=customXml/itemProps4.xml><?xml version="1.0" encoding="utf-8"?>
@@ -57269,10 +57344,5 @@
 </file>
 
 <file path=customXml/itemProps5.xml><?xml version="1.0" encoding="utf-8"?>
-<ds:datastoreItem xmlns:ds="http://schemas.openxmlformats.org/officeDocument/2006/customXml" ds:itemID="{11111111-1234-1234-1234-123412341234}">
-  <ds:schemaRefs>
-    <ds:schemaRef ds:uri="http://customooxmlschemas.google.com/"/>
-    <ds:schemaRef ds:uri="http://schemas.openxmlformats.org/officeDocument/2006/relationships"/>
-  </ds:schemaRefs>
-</ds:datastoreItem>
+<ds:datastoreItem xmlns:ds="http://schemas.openxmlformats.org/officeDocument/2006/customXml" ds:itemID="{C9608421-F07C-4694-B564-89ED054DF3F6}"/>
 </file>
--- a/fuentes/13450096_CF02_DI.docx
+++ b/fuentes/13450096_CF02_DI.docx
@@ -7202,7 +7202,17 @@
           <w:szCs w:val="20"/>
           <w:lang w:eastAsia="en-US"/>
         </w:rPr>
-        <w:t>Para integrar los conocimientos desarrollados en este componente, se propone un ejercicio práctico de construcción de una nota técnica a partir de información simulada. El ejercicio permite organizar la población, identificar los servicios y tecnologías, analizar las frecuencias de uso, establecer costos y tarifas y consolidar los resultados en una estructura coherente. Este tipo de ejercicio se encuentra contemplado en el material de referencia como una actividad práctica para aplicar los elementos necesarios para la construcción de la nota técnica.</w:t>
+        <w:t>Para integrar los conocimientos desarrollados en este componente, se propone un ejercicio práctico de construcción de una nota técnica a partir de información simulada. El ejercicio permite organizar la población, identificar los servicios y tecnologías, analizar las frecuencias de uso, establecer costos y tarifas y consolidar los resultad</w:t>
+      </w:r>
+      <w:r>
+        <w:rPr>
+          <w:rFonts w:eastAsia="Calibri"/>
+          <w:bCs/>
+          <w:sz w:val="20"/>
+          <w:szCs w:val="20"/>
+          <w:lang w:eastAsia="en-US"/>
+        </w:rPr>
+        <w:t>os en una estructura coherente.</w:t>
       </w:r>
     </w:p>
     <w:p>
@@ -7320,7 +7330,6 @@
           <w:szCs w:val="20"/>
           <w:lang w:eastAsia="en-US"/>
         </w:rPr>
-        <w:lastRenderedPageBreak/>
         <w:t>Caracterizar la población:</w:t>
       </w:r>
       <w:r>
@@ -7358,6 +7367,7 @@
           <w:szCs w:val="20"/>
           <w:lang w:eastAsia="en-US"/>
         </w:rPr>
+        <w:lastRenderedPageBreak/>
         <w:t>Depurar la información histórica:</w:t>
       </w:r>
       <w:r>
@@ -7686,8 +7696,6 @@
         </w:rPr>
         <w:t>para organizar esta información:</w:t>
       </w:r>
-      <w:bookmarkStart w:id="0" w:name="_GoBack"/>
-      <w:bookmarkEnd w:id="0"/>
     </w:p>
     <w:p>
       <w:pPr>
@@ -8471,6 +8479,7 @@
           <w:szCs w:val="20"/>
           <w:lang w:eastAsia="en-US"/>
         </w:rPr>
+        <w:lastRenderedPageBreak/>
         <w:t>Durante este proceso se revisan, entre otros aspectos, la población considerada, las frecuencias, los códigos de los servicios y tecnologías, las tarifas utilizadas y los documentos que sustentan la información. También se verifica que las condiciones relacionadas con la modalidad de pago, la gestión del riesgo, la auditoría y las obligaciones de las partes sean coherentes con lo establecido en el acuerdo.</w:t>
       </w:r>
     </w:p>
@@ -8734,6 +8743,7 @@
           <w:szCs w:val="20"/>
           <w:lang w:eastAsia="en-US"/>
         </w:rPr>
+        <w:lastRenderedPageBreak/>
         <w:t>Validación jurídica</w:t>
       </w:r>
     </w:p>
@@ -8991,6 +9001,7 @@
           <w:szCs w:val="20"/>
           <w:lang w:eastAsia="en-US"/>
         </w:rPr>
+        <w:lastRenderedPageBreak/>
         <w:t>Para realizar esta validación, se revisan aspectos como:</w:t>
       </w:r>
     </w:p>
@@ -9737,6 +9748,13 @@
               </w:rPr>
               <w:t>Verificar la fuente y recalcular</w:t>
             </w:r>
+            <w:r>
+              <w:rPr>
+                <w:sz w:val="20"/>
+                <w:szCs w:val="20"/>
+              </w:rPr>
+              <w:t>.</w:t>
+            </w:r>
           </w:p>
         </w:tc>
       </w:tr>
@@ -10025,7 +10043,17 @@
           <w:szCs w:val="20"/>
           <w:lang w:eastAsia="en-US"/>
         </w:rPr>
-        <w:t>El seguimiento permite identificar variaciones o desviaciones que puedan estar relacionadas con cambios en la población, la red de prestadores, la cobertura, las condiciones de salud o situaciones que afecten la prestación de los servicios. El material de referencia señala, entre otros aspectos, la necesidad de considerar cambios en la población, eventos de fuerza mayor, modificaciones en la red de proveedores, cobertura y comportamiento de la morbilidad.</w:t>
+        <w:t xml:space="preserve">El seguimiento permite identificar variaciones o desviaciones que puedan estar relacionadas con cambios en la población, la red de prestadores, la cobertura, las condiciones de salud o situaciones que afecten la prestación de los servicios. </w:t>
+      </w:r>
+      <w:r>
+        <w:rPr>
+          <w:rFonts w:eastAsia="Calibri"/>
+          <w:bCs/>
+          <w:sz w:val="20"/>
+          <w:szCs w:val="20"/>
+          <w:lang w:eastAsia="en-US"/>
+        </w:rPr>
+        <w:t>Entre los factores que pueden incidir en estas variaciones se encuentran los eventos de fuerza mayor, las modificaciones en la red de prestadores, los cambios en la cobertura y las variaciones en el comportamiento de la morbilidad.</w:t>
       </w:r>
     </w:p>
     <w:p>
@@ -17105,7 +17133,7 @@
         </w:rPr>
         <w:t xml:space="preserve">La elaboración y validación de la nota técnica comprende un proceso integral que inicia con la identificación de sus elementos estructurales, como los servicios y procedimientos, los cálculos e indicadores, los costos, las tarifas y los riesgos asociados. Posteriormente, se aborda la construcción y organización de la información de acuerdo con la modalidad de contratación, su integración y consolidación. El proceso continúa con la revisión técnica, jurídica y financiera, seguida de la identificación de desviaciones y la realización de ajustes en tarifas, planificación de servicios y gestión del riesgo. Finalmente, se desarrolla la evaluación y el mejoramiento, mediante la identificación de hallazgos, la formulación y seguimiento de acciones de mejora y la actualización de la nota </w:t>
       </w:r>
-      <w:commentRangeStart w:id="1"/>
+      <w:commentRangeStart w:id="0"/>
       <w:r>
         <w:rPr>
           <w:sz w:val="20"/>
@@ -17113,13 +17141,13 @@
         </w:rPr>
         <w:t>técnica</w:t>
       </w:r>
-      <w:commentRangeEnd w:id="1"/>
+      <w:commentRangeEnd w:id="0"/>
       <w:r>
         <w:rPr>
           <w:sz w:val="16"/>
           <w:szCs w:val="16"/>
         </w:rPr>
-        <w:commentReference w:id="1"/>
+        <w:commentReference w:id="0"/>
       </w:r>
       <w:r>
         <w:rPr>
@@ -17960,7 +17988,23 @@
                 <w:sz w:val="20"/>
                 <w:szCs w:val="20"/>
               </w:rPr>
-              <w:t>diferencia entre el valor proyectado y el valor observado durante la ejecución de los servicios o tecnologías incluidos en la nota técnica.</w:t>
+              <w:t>diferencia entre el valor observado y el valor proyectado</w:t>
+            </w:r>
+            <w:r>
+              <w:rPr>
+                <w:sz w:val="20"/>
+                <w:szCs w:val="20"/>
+              </w:rPr>
+              <w:t xml:space="preserve"> </w:t>
+            </w:r>
+            <w:bookmarkStart w:id="1" w:name="_GoBack"/>
+            <w:bookmarkEnd w:id="1"/>
+            <w:r>
+              <w:rPr>
+                <w:sz w:val="20"/>
+                <w:szCs w:val="20"/>
+              </w:rPr>
+              <w:t>durante la ejecución de los servicios o tecnologías incluidos en la nota técnica.</w:t>
             </w:r>
           </w:p>
         </w:tc>
@@ -20040,7 +20084,7 @@
 
 <file path=word/comments.xml><?xml version="1.0" encoding="utf-8"?>
 <w:comments xmlns:wpc="http://schemas.microsoft.com/office/word/2010/wordprocessingCanvas" xmlns:cx="http://schemas.microsoft.com/office/drawing/2014/chartex" xmlns:mc="http://schemas.openxmlformats.org/markup-compatibility/2006" xmlns:o="urn:schemas-microsoft-com:office:office" xmlns:r="http://schemas.openxmlformats.org/officeDocument/2006/relationships" xmlns:m="http://schemas.openxmlformats.org/officeDocument/2006/math" xmlns:v="urn:schemas-microsoft-com:vml" xmlns:wp14="http://schemas.microsoft.com/office/word/2010/wordprocessingDrawing" xmlns:wp="http://schemas.openxmlformats.org/drawingml/2006/wordprocessingDrawing" xmlns:w10="urn:schemas-microsoft-com:office:word" xmlns:w="http://schemas.openxmlformats.org/wordprocessingml/2006/main" xmlns:w14="http://schemas.microsoft.com/office/word/2010/wordml" xmlns:w15="http://schemas.microsoft.com/office/word/2012/wordml" xmlns:w16se="http://schemas.microsoft.com/office/word/2015/wordml/symex" xmlns:wpg="http://schemas.microsoft.com/office/word/2010/wordprocessingGroup" xmlns:wpi="http://schemas.microsoft.com/office/word/2010/wordprocessingInk" xmlns:wne="http://schemas.microsoft.com/office/word/2006/wordml" xmlns:wps="http://schemas.microsoft.com/office/word/2010/wordprocessingShape" mc:Ignorable="w14 w15 w16se wp14">
-  <w:comment w:id="1" w:author="Viviana Herrera" w:date="2026-10-01T10:52:00Z" w:initials="VH">
+  <w:comment w:id="0" w:author="Viviana Herrera" w:date="2026-10-01T10:52:00Z" w:initials="VH">
     <w:p>
       <w:pPr>
         <w:pStyle w:val="Textocomentario"/>
@@ -20247,7 +20291,7 @@
           <wp:docPr id="138875671" name="Imagen 138875671">
             <a:extLst xmlns:a="http://schemas.openxmlformats.org/drawingml/2006/main">
               <a:ext uri="{C183D7F6-B498-43B3-948B-1728B52AA6E4}">
-                <adec:decorative xmlns="" xmlns:cx1="http://schemas.microsoft.com/office/drawing/2015/9/8/chartex" xmlns:cx2="http://schemas.microsoft.com/office/drawing/2015/10/21/chartex" xmlns:cx3="http://schemas.microsoft.com/office/drawing/2016/5/9/chartex" xmlns:cx4="http://schemas.microsoft.com/office/drawing/2016/5/10/chartex" xmlns:cx5="http://schemas.microsoft.com/office/drawing/2016/5/11/chartex" xmlns:cx6="http://schemas.microsoft.com/office/drawing/2016/5/12/chartex" xmlns:cx7="http://schemas.microsoft.com/office/drawing/2016/5/13/chartex" xmlns:cx8="http://schemas.microsoft.com/office/drawing/2016/5/14/chartex" xmlns:aink="http://schemas.microsoft.com/office/drawing/2016/ink" xmlns:am3d="http://schemas.microsoft.com/office/drawing/2017/model3d" xmlns:o="urn:schemas-microsoft-com:office:office" xmlns:oel="http://schemas.microsoft.com/office/2019/extlst" xmlns:v="urn:schemas-microsoft-com:vml" xmlns:w10="urn:schemas-microsoft-com:office:word" xmlns:w="http://schemas.openxmlformats.org/wordprocessingml/2006/main" xmlns:w16cex="http://schemas.microsoft.com/office/word/2018/wordml/cex" xmlns:w16cid="http://schemas.microsoft.com/office/word/2016/wordml/cid" xmlns:w16="http://schemas.microsoft.com/office/word/2018/wordml" xmlns:w16du="http://schemas.microsoft.com/office/word/2023/wordml/word16du" xmlns:w16sdtdh="http://schemas.microsoft.com/office/word/2020/wordml/sdtdatahash" xmlns:w16sdtfl="http://schemas.microsoft.com/office/word/2024/wordml/sdtformatlock" xmlns:adec="http://schemas.microsoft.com/office/drawing/2017/decorative" xmlns:arto="http://schemas.microsoft.com/office/word/2006/arto" val="1"/>
+                <adec:decorative xmlns:arto="http://schemas.microsoft.com/office/word/2006/arto" xmlns:adec="http://schemas.microsoft.com/office/drawing/2017/decorative" xmlns:w16sdtfl="http://schemas.microsoft.com/office/word/2024/wordml/sdtformatlock" xmlns:w16sdtdh="http://schemas.microsoft.com/office/word/2020/wordml/sdtdatahash" xmlns:w16du="http://schemas.microsoft.com/office/word/2023/wordml/word16du" xmlns:w16="http://schemas.microsoft.com/office/word/2018/wordml" xmlns:w16cid="http://schemas.microsoft.com/office/word/2016/wordml/cid" xmlns:w16cex="http://schemas.microsoft.com/office/word/2018/wordml/cex" xmlns:w="http://schemas.openxmlformats.org/wordprocessingml/2006/main" xmlns:w10="urn:schemas-microsoft-com:office:word" xmlns:v="urn:schemas-microsoft-com:vml" xmlns:oel="http://schemas.microsoft.com/office/2019/extlst" xmlns:o="urn:schemas-microsoft-com:office:office" xmlns:am3d="http://schemas.microsoft.com/office/drawing/2017/model3d" xmlns:aink="http://schemas.microsoft.com/office/drawing/2016/ink" xmlns:cx8="http://schemas.microsoft.com/office/drawing/2016/5/14/chartex" xmlns:cx7="http://schemas.microsoft.com/office/drawing/2016/5/13/chartex" xmlns:cx6="http://schemas.microsoft.com/office/drawing/2016/5/12/chartex" xmlns:cx5="http://schemas.microsoft.com/office/drawing/2016/5/11/chartex" xmlns:cx4="http://schemas.microsoft.com/office/drawing/2016/5/10/chartex" xmlns:cx3="http://schemas.microsoft.com/office/drawing/2016/5/9/chartex" xmlns:cx2="http://schemas.microsoft.com/office/drawing/2015/10/21/chartex" xmlns:cx1="http://schemas.microsoft.com/office/drawing/2015/9/8/chartex" xmlns="" val="1"/>
               </a:ext>
             </a:extLst>
           </wp:docPr>
@@ -20261,7 +20305,7 @@
                   <pic:cNvPr id="7" name="Imagen 7">
                     <a:extLst>
                       <a:ext uri="{C183D7F6-B498-43B3-948B-1728B52AA6E4}">
-                        <adec:decorative xmlns="" xmlns:cx1="http://schemas.microsoft.com/office/drawing/2015/9/8/chartex" xmlns:cx2="http://schemas.microsoft.com/office/drawing/2015/10/21/chartex" xmlns:cx3="http://schemas.microsoft.com/office/drawing/2016/5/9/chartex" xmlns:cx4="http://schemas.microsoft.com/office/drawing/2016/5/10/chartex" xmlns:cx5="http://schemas.microsoft.com/office/drawing/2016/5/11/chartex" xmlns:cx6="http://schemas.microsoft.com/office/drawing/2016/5/12/chartex" xmlns:cx7="http://schemas.microsoft.com/office/drawing/2016/5/13/chartex" xmlns:cx8="http://schemas.microsoft.com/office/drawing/2016/5/14/chartex" xmlns:aink="http://schemas.microsoft.com/office/drawing/2016/ink" xmlns:am3d="http://schemas.microsoft.com/office/drawing/2017/model3d" xmlns:o="urn:schemas-microsoft-com:office:office" xmlns:oel="http://schemas.microsoft.com/office/2019/extlst" xmlns:v="urn:schemas-microsoft-com:vml" xmlns:w10="urn:schemas-microsoft-com:office:word" xmlns:w="http://schemas.openxmlformats.org/wordprocessingml/2006/main" xmlns:w16cex="http://schemas.microsoft.com/office/word/2018/wordml/cex" xmlns:w16cid="http://schemas.microsoft.com/office/word/2016/wordml/cid" xmlns:w16="http://schemas.microsoft.com/office/word/2018/wordml" xmlns:w16du="http://schemas.microsoft.com/office/word/2023/wordml/word16du" xmlns:w16sdtdh="http://schemas.microsoft.com/office/word/2020/wordml/sdtdatahash" xmlns:w16sdtfl="http://schemas.microsoft.com/office/word/2024/wordml/sdtformatlock" xmlns:adec="http://schemas.microsoft.com/office/drawing/2017/decorative" xmlns:arto="http://schemas.microsoft.com/office/word/2006/arto" val="1"/>
+                        <adec:decorative xmlns:arto="http://schemas.microsoft.com/office/word/2006/arto" xmlns:adec="http://schemas.microsoft.com/office/drawing/2017/decorative" xmlns:w16sdtfl="http://schemas.microsoft.com/office/word/2024/wordml/sdtformatlock" xmlns:w16sdtdh="http://schemas.microsoft.com/office/word/2020/wordml/sdtdatahash" xmlns:w16du="http://schemas.microsoft.com/office/word/2023/wordml/word16du" xmlns:w16="http://schemas.microsoft.com/office/word/2018/wordml" xmlns:w16cid="http://schemas.microsoft.com/office/word/2016/wordml/cid" xmlns:w16cex="http://schemas.microsoft.com/office/word/2018/wordml/cex" xmlns:w="http://schemas.openxmlformats.org/wordprocessingml/2006/main" xmlns:w10="urn:schemas-microsoft-com:office:word" xmlns:v="urn:schemas-microsoft-com:vml" xmlns:oel="http://schemas.microsoft.com/office/2019/extlst" xmlns:o="urn:schemas-microsoft-com:office:office" xmlns:am3d="http://schemas.microsoft.com/office/drawing/2017/model3d" xmlns:aink="http://schemas.microsoft.com/office/drawing/2016/ink" xmlns:cx8="http://schemas.microsoft.com/office/drawing/2016/5/14/chartex" xmlns:cx7="http://schemas.microsoft.com/office/drawing/2016/5/13/chartex" xmlns:cx6="http://schemas.microsoft.com/office/drawing/2016/5/12/chartex" xmlns:cx5="http://schemas.microsoft.com/office/drawing/2016/5/11/chartex" xmlns:cx4="http://schemas.microsoft.com/office/drawing/2016/5/10/chartex" xmlns:cx3="http://schemas.microsoft.com/office/drawing/2016/5/9/chartex" xmlns:cx2="http://schemas.microsoft.com/office/drawing/2015/10/21/chartex" xmlns:cx1="http://schemas.microsoft.com/office/drawing/2015/9/8/chartex" xmlns="" val="1"/>
                       </a:ext>
                     </a:extLst>
                   </pic:cNvPr>
@@ -57038,6 +57082,15 @@
 </file>
 
 <file path=customXml/item1.xml><?xml version="1.0" encoding="utf-8"?>
+<s:customData xmlns="http://www.wps.cn/officeDocument/2013/wpsCustomData" xmlns:s="http://www.wps.cn/officeDocument/2013/wpsCustomData">
+  <customSectProps/>
+  <customShpExts>
+    <customShpInfo spid="_x0000_s1026" textRotate="1"/>
+  </customShpExts>
+</s:customData>
+</file>
+
+<file path=customXml/item2.xml><?xml version="1.0" encoding="utf-8"?>
 <?mso-contentType ?>
 <FormTemplates xmlns="http://schemas.microsoft.com/sharepoint/v3/contenttype/forms">
   <Display>DocumentLibraryForm</Display>
@@ -57046,33 +57099,7 @@
 </FormTemplates>
 </file>
 
-<file path=customXml/item2.xml><?xml version="1.0" encoding="utf-8"?>
-<s:customData xmlns="http://www.wps.cn/officeDocument/2013/wpsCustomData" xmlns:s="http://www.wps.cn/officeDocument/2013/wpsCustomData">
-  <customSectProps/>
-  <customShpExts>
-    <customShpInfo spid="_x0000_s1026" textRotate="1"/>
-  </customShpExts>
-</s:customData>
-</file>
-
 <file path=customXml/item3.xml><?xml version="1.0" encoding="utf-8"?>
-<go:gDocsCustomXmlDataStorage xmlns:go="http://customooxmlschemas.google.com/" xmlns:r="http://schemas.openxmlformats.org/officeDocument/2006/relationships">
-  <go:docsCustomData xmlns:go="http://customooxmlschemas.google.com/" roundtripDataSignature="AMtx7mh3w1sXrKwdjzYCxjbwPkf7wsIk5w==">AMUW2mWhRc/xLonLdtoI8dz4BVu2GREgE7++Eme5Ko+W5/2G+QfXPKxV7NwLPPaJ77IM2LrlHDguxVZnDKcg4iQIvJIe+zJ9DBWjUaWFI+z0k4HbdiCFsJo=</go:docsCustomData>
-</go:gDocsCustomXmlDataStorage>
-</file>
-
-<file path=customXml/item4.xml><?xml version="1.0" encoding="utf-8"?>
-<p:properties xmlns:p="http://schemas.microsoft.com/office/2006/metadata/properties" xmlns:xsi="http://www.w3.org/2001/XMLSchema-instance" xmlns:pc="http://schemas.microsoft.com/office/infopath/2007/PartnerControls">
-  <documentManagement>
-    <TaxCatchAll xmlns="13c90a0b-73bc-4dc0-be5f-28d77b615beb" xsi:nil="true"/>
-    <lcf76f155ced4ddcb4097134ff3c332f xmlns="13c93bba-48ce-428c-bfe5-88b42c19b028">
-      <Terms xmlns="http://schemas.microsoft.com/office/infopath/2007/PartnerControls"/>
-    </lcf76f155ced4ddcb4097134ff3c332f>
-  </documentManagement>
-</p:properties>
-</file>
-
-<file path=customXml/item5.xml><?xml version="1.0" encoding="utf-8"?>
 <ct:contentTypeSchema xmlns:ct="http://schemas.microsoft.com/office/2006/metadata/contentType" xmlns:ma="http://schemas.microsoft.com/office/2006/metadata/properties/metaAttributes" ct:_="" ma:_="" ma:contentTypeName="Documento" ma:contentTypeID="0x0101006A81D6BD42E8DF4C91013959704817E1" ma:contentTypeVersion="15" ma:contentTypeDescription="Crear nuevo documento." ma:contentTypeScope="" ma:versionID="bf4f72ffd194f0963ff564daca6869f7">
   <xsd:schema xmlns:xsd="http://www.w3.org/2001/XMLSchema" xmlns:xs="http://www.w3.org/2001/XMLSchema" xmlns:p="http://schemas.microsoft.com/office/2006/metadata/properties" xmlns:ns2="13c90a0b-73bc-4dc0-be5f-28d77b615beb" xmlns:ns3="13c93bba-48ce-428c-bfe5-88b42c19b028" targetNamespace="http://schemas.microsoft.com/office/2006/metadata/properties" ma:root="true" ma:fieldsID="8718d6f4873a5b1392a45044efa78385" ns2:_="" ns3:_="">
     <xsd:import namespace="13c90a0b-73bc-4dc0-be5f-28d77b615beb"/>
@@ -57307,7 +57334,32 @@
 </ct:contentTypeSchema>
 </file>
 
+<file path=customXml/item4.xml><?xml version="1.0" encoding="utf-8"?>
+<p:properties xmlns:p="http://schemas.microsoft.com/office/2006/metadata/properties" xmlns:xsi="http://www.w3.org/2001/XMLSchema-instance" xmlns:pc="http://schemas.microsoft.com/office/infopath/2007/PartnerControls">
+  <documentManagement>
+    <TaxCatchAll xmlns="13c90a0b-73bc-4dc0-be5f-28d77b615beb" xsi:nil="true"/>
+    <lcf76f155ced4ddcb4097134ff3c332f xmlns="13c93bba-48ce-428c-bfe5-88b42c19b028">
+      <Terms xmlns="http://schemas.microsoft.com/office/infopath/2007/PartnerControls"/>
+    </lcf76f155ced4ddcb4097134ff3c332f>
+  </documentManagement>
+</p:properties>
+</file>
+
+<file path=customXml/item5.xml><?xml version="1.0" encoding="utf-8"?>
+<go:gDocsCustomXmlDataStorage xmlns:go="http://customooxmlschemas.google.com/" xmlns:r="http://schemas.openxmlformats.org/officeDocument/2006/relationships">
+  <go:docsCustomData xmlns:go="http://customooxmlschemas.google.com/" roundtripDataSignature="AMtx7mh3w1sXrKwdjzYCxjbwPkf7wsIk5w==">AMUW2mWhRc/xLonLdtoI8dz4BVu2GREgE7++Eme5Ko+W5/2G+QfXPKxV7NwLPPaJ77IM2LrlHDguxVZnDKcg4iQIvJIe+zJ9DBWjUaWFI+z0k4HbdiCFsJo=</go:docsCustomData>
+</go:gDocsCustomXmlDataStorage>
+</file>
+
 <file path=customXml/itemProps1.xml><?xml version="1.0" encoding="utf-8"?>
+<ds:datastoreItem xmlns:ds="http://schemas.openxmlformats.org/officeDocument/2006/customXml" ds:itemID="{B1977F7D-205B-4081-913C-38D41E755F92}">
+  <ds:schemaRefs>
+    <ds:schemaRef ds:uri="http://www.wps.cn/officeDocument/2013/wpsCustomData"/>
+  </ds:schemaRefs>
+</ds:datastoreItem>
+</file>
+
+<file path=customXml/itemProps2.xml><?xml version="1.0" encoding="utf-8"?>
 <ds:datastoreItem xmlns:ds="http://schemas.openxmlformats.org/officeDocument/2006/customXml" ds:itemID="{83102ECF-E44F-4F73-A78F-FE313D1BFB9A}">
   <ds:schemaRefs>
     <ds:schemaRef ds:uri="http://schemas.microsoft.com/sharepoint/v3/contenttype/forms"/>
@@ -57315,21 +57367,8 @@
 </ds:datastoreItem>
 </file>
 
-<file path=customXml/itemProps2.xml><?xml version="1.0" encoding="utf-8"?>
-<ds:datastoreItem xmlns:ds="http://schemas.openxmlformats.org/officeDocument/2006/customXml" ds:itemID="{B1977F7D-205B-4081-913C-38D41E755F92}">
-  <ds:schemaRefs>
-    <ds:schemaRef ds:uri="http://www.wps.cn/officeDocument/2013/wpsCustomData"/>
-  </ds:schemaRefs>
-</ds:datastoreItem>
-</file>
-
 <file path=customXml/itemProps3.xml><?xml version="1.0" encoding="utf-8"?>
-<ds:datastoreItem xmlns:ds="http://schemas.openxmlformats.org/officeDocument/2006/customXml" ds:itemID="{11111111-1234-1234-1234-123412341234}">
-  <ds:schemaRefs>
-    <ds:schemaRef ds:uri="http://customooxmlschemas.google.com/"/>
-    <ds:schemaRef ds:uri="http://schemas.openxmlformats.org/officeDocument/2006/relationships"/>
-  </ds:schemaRefs>
-</ds:datastoreItem>
+<ds:datastoreItem xmlns:ds="http://schemas.openxmlformats.org/officeDocument/2006/customXml" ds:itemID="{69C064D3-D81B-4C62-A692-3777F58FF543}"/>
 </file>
 
 <file path=customXml/itemProps4.xml><?xml version="1.0" encoding="utf-8"?>
@@ -57344,5 +57383,10 @@
 </file>
 
 <file path=customXml/itemProps5.xml><?xml version="1.0" encoding="utf-8"?>
-<ds:datastoreItem xmlns:ds="http://schemas.openxmlformats.org/officeDocument/2006/customXml" ds:itemID="{C9608421-F07C-4694-B564-89ED054DF3F6}"/>
+<ds:datastoreItem xmlns:ds="http://schemas.openxmlformats.org/officeDocument/2006/customXml" ds:itemID="{11111111-1234-1234-1234-123412341234}">
+  <ds:schemaRefs>
+    <ds:schemaRef ds:uri="http://customooxmlschemas.google.com/"/>
+    <ds:schemaRef ds:uri="http://schemas.openxmlformats.org/officeDocument/2006/relationships"/>
+  </ds:schemaRefs>
+</ds:datastoreItem>
 </file>